--- a/capitulos/46_Capitulo_46.docx
+++ b/capitulos/46_Capitulo_46.docx
@@ -163,7 +163,7 @@
           <w:color w:val="1C1C20"/>
           <w:sz w:val="22"/>
         </w:rPr>
-        <w:t>Un contingente de Acechadores Skavens emergió de una zanja lateral arrastrando a seis prisioneros encadenados por el cuello con cables de púas. Eran cadetes y personal auxiliar capturados durante el colapso del ala médica y los almacenes subterráneos.</w:t>
+        <w:t>Un contingente de Acechadores Skavens emergió de una zanja lateral arrastrando a seis prisioneros encadenados por el cuello con cables de púas. Eran cadetes y personal auxiliar capturados durante el asalto al ala médica y los almacenes subterráneos, cuando las ratas subterráneas aprovecharon el caos y el humo del ataque interior para arrastrarlos a la fuerza hacia sus túneles.</w:t>
       </w:r>
     </w:p>
     <w:p>
@@ -387,7 +387,7 @@
           <w:color w:val="1C1C20"/>
           <w:sz w:val="22"/>
         </w:rPr>
-        <w:t>La ágil y letal chica felina, aliada incondicional de los Hijos de Calydon y de la Clase F-2, se deslizaba por la roca como el humo en la niebla. Sus orejas triangulares se movían captando cada respiración y el brillo ámbar de sus ojos rasgados calculaba los ángulos con una frialdad matemática.</w:t>
+        <w:t>La ágil y letal chica felina de los Hijos de Calydon —ahora integrados plenamente como estudiantes y combatientes de la Clase F-2— se deslizaba por la roca como el humo en la niebla. Sus orejas triangulares se movían captando cada respiración y el brillo ámbar de sus ojos rasgados calculaba los ángulos con una frialdad matemática.</w:t>
       </w:r>
     </w:p>
     <w:p>
@@ -961,7 +961,7 @@
           <w:color w:val="1C1C20"/>
           <w:sz w:val="22"/>
         </w:rPr>
-        <w:t>Los Hijos de Calydon —Caesar, Piper, Lucy y Lighter— estaban desplegados en formación de vanguardia. Vlad sostenía su espada bastarda lista para la orden de carga. Yami sonreía con su katana oscura desenvainada, Ken ardía en llamas y Subaru ajustaba su guardia con su aura plateada al máximo.</w:t>
+        <w:t>Los Hijos de Calydon —Caesar, Piper, Lucy y Lighter, ahora pilares indiscutibles de la Clase F-2— estaban desplegados en formación de vanguardia. Vlad sostenía su espada bastarda lista para la orden de carga. Yami sonreía con su katana oscura desenvainada, Ken ardía en llamas y Natsuki ajustaba su guardia con su aura plateada al máximo.</w:t>
       </w:r>
     </w:p>
     <w:p>
